--- a/DEFINITIVA/capitolo quarto testo.docx
+++ b/DEFINITIVA/capitolo quarto testo.docx
@@ -351,95 +351,182 @@
     </w:p>
     <w:p>
       <w:pPr>
+        <w:tabs>
+          <w:tab w:val="num" w:pos="720"/>
+        </w:tabs>
         <w:spacing w:after="0" w:line="360" w:lineRule="auto"/>
         <w:jc w:val="both"/>
         <w:rPr>
-          <w:rFonts w:ascii="Bookman Old Style" w:hAnsi="Bookman Old Style" w:cs="Times New Roman"/>
-          <w:sz w:val="28"/>
-          <w:szCs w:val="28"/>
-        </w:rPr>
-      </w:pPr>
-      <w:r>
-        <w:rPr>
-          <w:rFonts w:ascii="Bookman Old Style" w:hAnsi="Bookman Old Style" w:cs="Times New Roman"/>
-          <w:sz w:val="28"/>
-          <w:szCs w:val="28"/>
-        </w:rPr>
-        <w:t>L’Islam</w:t>
-      </w:r>
-      <w:r>
-        <w:rPr>
-          <w:rFonts w:ascii="Bookman Old Style" w:hAnsi="Bookman Old Style" w:cs="Times New Roman"/>
-          <w:sz w:val="28"/>
-          <w:szCs w:val="28"/>
-        </w:rPr>
-        <w:t xml:space="preserve"> è una religione monoteista che</w:t>
-      </w:r>
-      <w:r>
-        <w:rPr>
-          <w:rFonts w:ascii="Bookman Old Style" w:hAnsi="Bookman Old Style" w:cs="Times New Roman"/>
-          <w:sz w:val="28"/>
-          <w:szCs w:val="28"/>
-        </w:rPr>
-        <w:t xml:space="preserve"> nasce nel VII secolo</w:t>
-      </w:r>
-      <w:r>
-        <w:rPr>
-          <w:rFonts w:ascii="Bookman Old Style" w:hAnsi="Bookman Old Style" w:cs="Times New Roman"/>
-          <w:sz w:val="28"/>
-          <w:szCs w:val="28"/>
-        </w:rPr>
-        <w:t xml:space="preserve"> D.C. nella penisola araba intorno alla figura del </w:t>
+          <w:rFonts w:ascii="Bookman Old Style" w:hAnsi="Bookman Old Style"/>
+          <w:sz w:val="28"/>
+          <w:szCs w:val="28"/>
+        </w:rPr>
+      </w:pPr>
+      <w:r>
+        <w:rPr>
+          <w:rFonts w:ascii="Bookman Old Style" w:hAnsi="Bookman Old Style"/>
+          <w:sz w:val="28"/>
+          <w:szCs w:val="28"/>
+        </w:rPr>
+        <w:t xml:space="preserve">I racconti più celebri in cui i richiami islamici sono centrali </w:t>
+      </w:r>
+      <w:r>
+        <w:rPr>
+          <w:rFonts w:ascii="Bookman Old Style" w:hAnsi="Bookman Old Style"/>
+          <w:sz w:val="28"/>
+          <w:szCs w:val="28"/>
+        </w:rPr>
+        <w:t>sono la “</w:t>
+      </w:r>
+      <w:r>
+        <w:rPr>
+          <w:rFonts w:ascii="Bookman Old Style" w:hAnsi="Bookman Old Style"/>
+          <w:bCs/>
+          <w:sz w:val="28"/>
+          <w:szCs w:val="28"/>
+        </w:rPr>
+        <w:t>Storia del Dormiente Svegliato</w:t>
+      </w:r>
+      <w:r>
+        <w:rPr>
+          <w:rFonts w:ascii="Bookman Old Style" w:hAnsi="Bookman Old Style"/>
+          <w:bCs/>
+          <w:sz w:val="28"/>
+          <w:szCs w:val="28"/>
+        </w:rPr>
+        <w:t>”, in cui i</w:t>
+      </w:r>
+      <w:r>
+        <w:rPr>
+          <w:rFonts w:ascii="Bookman Old Style" w:hAnsi="Bookman Old Style"/>
+          <w:sz w:val="28"/>
+          <w:szCs w:val="28"/>
+        </w:rPr>
+        <w:t>l protagonista viene ingannato per un giorno facendogli credere di essere il vero Califfo. Le dinamiche ruotano attorno ai doveri religiosi del sovrano e alla</w:t>
+      </w:r>
+      <w:r>
+        <w:rPr>
+          <w:rFonts w:ascii="Bookman Old Style" w:hAnsi="Bookman Old Style"/>
+          <w:sz w:val="28"/>
+          <w:szCs w:val="28"/>
+        </w:rPr>
+        <w:t xml:space="preserve"> gestione della carità pubblica; </w:t>
+      </w:r>
+      <w:r>
+        <w:rPr>
+          <w:rFonts w:ascii="Bookman Old Style" w:hAnsi="Bookman Old Style"/>
+          <w:sz w:val="28"/>
+          <w:szCs w:val="28"/>
+        </w:rPr>
+        <w:t>“</w:t>
+      </w:r>
+      <w:r>
+        <w:rPr>
+          <w:rFonts w:ascii="Bookman Old Style" w:hAnsi="Bookman Old Style"/>
+          <w:bCs/>
+          <w:sz w:val="28"/>
+          <w:szCs w:val="28"/>
+        </w:rPr>
+        <w:t>Il Facchino di Baghdad e le tre fanciulle</w:t>
+      </w:r>
+      <w:r>
+        <w:rPr>
+          <w:rFonts w:ascii="Bookman Old Style" w:hAnsi="Bookman Old Style"/>
+          <w:sz w:val="28"/>
+          <w:szCs w:val="28"/>
+        </w:rPr>
+        <w:t>”, dove troviamo tante</w:t>
+      </w:r>
+      <w:r>
+        <w:rPr>
+          <w:rFonts w:ascii="Bookman Old Style" w:hAnsi="Bookman Old Style"/>
+          <w:sz w:val="28"/>
+          <w:szCs w:val="28"/>
+        </w:rPr>
+        <w:t xml:space="preserve"> riflessioni morali sull'onestà, il pentimento e il rispetto delle leggi coraniche</w:t>
+      </w:r>
+      <w:r>
+        <w:rPr>
+          <w:rFonts w:ascii="Bookman Old Style" w:hAnsi="Bookman Old Style"/>
+          <w:sz w:val="28"/>
+          <w:szCs w:val="28"/>
+        </w:rPr>
+        <w:t xml:space="preserve"> e la </w:t>
+      </w:r>
+      <w:r>
+        <w:rPr>
+          <w:rFonts w:ascii="Bookman Old Style" w:hAnsi="Bookman Old Style"/>
+          <w:sz w:val="28"/>
+          <w:szCs w:val="28"/>
+        </w:rPr>
+        <w:t>“</w:t>
+      </w:r>
+      <w:r>
+        <w:rPr>
+          <w:rFonts w:ascii="Bookman Old Style" w:hAnsi="Bookman Old Style"/>
+          <w:bCs/>
+          <w:sz w:val="28"/>
+          <w:szCs w:val="28"/>
+        </w:rPr>
+        <w:t>Storia delle tre mele”</w:t>
+      </w:r>
+      <w:r>
+        <w:rPr>
+          <w:rFonts w:ascii="Bookman Old Style" w:hAnsi="Bookman Old Style"/>
+          <w:bCs/>
+          <w:sz w:val="28"/>
+          <w:szCs w:val="28"/>
+        </w:rPr>
+        <w:t>,</w:t>
+      </w:r>
+      <w:r>
+        <w:rPr>
+          <w:rFonts w:ascii="Bookman Old Style" w:hAnsi="Bookman Old Style"/>
+          <w:sz w:val="28"/>
+          <w:szCs w:val="28"/>
+        </w:rPr>
+        <w:t xml:space="preserve"> u</w:t>
+      </w:r>
+      <w:r>
+        <w:rPr>
+          <w:rFonts w:ascii="Bookman Old Style" w:hAnsi="Bookman Old Style"/>
+          <w:sz w:val="28"/>
+          <w:szCs w:val="28"/>
+        </w:rPr>
+        <w:t>n racconto poliziesco medievale incentrato sul concetto di peccato, omicidio e sull'applicazione rigorosa della g</w:t>
+      </w:r>
+      <w:r>
+        <w:rPr>
+          <w:rFonts w:ascii="Bookman Old Style" w:hAnsi="Bookman Old Style"/>
+          <w:sz w:val="28"/>
+          <w:szCs w:val="28"/>
+        </w:rPr>
+        <w:t>iustizia e della legge islamica.</w:t>
       </w:r>
       <w:bookmarkStart w:id="0" w:name="_GoBack"/>
       <w:bookmarkEnd w:id="0"/>
-      <w:r>
-        <w:rPr>
-          <w:rFonts w:ascii="Bookman Old Style" w:hAnsi="Bookman Old Style" w:cs="Times New Roman"/>
-          <w:sz w:val="28"/>
-          <w:szCs w:val="28"/>
-        </w:rPr>
-        <w:t>profeta Maometto, considerato dai musulmani un discendente di Abramo.</w:t>
-      </w:r>
     </w:p>
     <w:p>
       <w:pPr>
         <w:spacing w:after="0" w:line="360" w:lineRule="auto"/>
         <w:jc w:val="both"/>
         <w:rPr>
-          <w:rFonts w:ascii="Bookman Old Style" w:hAnsi="Bookman Old Style" w:cs="Times New Roman"/>
-          <w:sz w:val="28"/>
-          <w:szCs w:val="28"/>
-        </w:rPr>
-      </w:pPr>
-      <w:r>
-        <w:rPr>
-          <w:rFonts w:ascii="Bookman Old Style" w:hAnsi="Bookman Old Style" w:cs="Times New Roman"/>
-          <w:sz w:val="28"/>
-          <w:szCs w:val="28"/>
-        </w:rPr>
-        <w:t>Maometto nacque alla Mecca intorno al 570 d.C. e, dopo un’infanzia difficile, lavorò come mercante. Era un uomo molto riflessivo e si ritirava spesso a pregare. Nel 610 d.C., durante la cosiddetta Notte del destino, Maometto ebbe una visione: l’arcangelo Gabriele gli annunciò che era stato scelto da Allah come profeta.  Da quel momento iniziò a predicare: esiste un solo Dio, gli uomini devono seguire la sua volontà</w:t>
-      </w:r>
+          <w:rFonts w:ascii="Bookman Old Style" w:hAnsi="Bookman Old Style"/>
+          <w:sz w:val="28"/>
+          <w:szCs w:val="28"/>
+        </w:rPr>
+      </w:pPr>
     </w:p>
     <w:p>
       <w:pPr>
         <w:spacing w:after="0" w:line="360" w:lineRule="auto"/>
         <w:jc w:val="both"/>
         <w:rPr>
-          <w:rFonts w:ascii="Bookman Old Style" w:hAnsi="Bookman Old Style" w:cs="Times New Roman"/>
-          <w:sz w:val="28"/>
-          <w:szCs w:val="28"/>
-        </w:rPr>
-      </w:pPr>
-      <w:r>
-        <w:rPr>
-          <w:rFonts w:ascii="Bookman Old Style" w:hAnsi="Bookman Old Style" w:cs="Times New Roman"/>
-          <w:sz w:val="28"/>
-          <w:szCs w:val="28"/>
-        </w:rPr>
-        <w:lastRenderedPageBreak/>
-        <w:t>All’inizio la sua predicazione non fu accettata alla Mecca, perché contrastava con le religioni tradizionali, per questo Maometto fu costretto a fuggire nel 622 d.C. a Medina: questo evento si chiama Egira ed è l’inizio del calendario islamico.</w:t>
-      </w:r>
+          <w:rFonts w:ascii="Bookman Old Style" w:hAnsi="Bookman Old Style"/>
+          <w:sz w:val="28"/>
+          <w:szCs w:val="28"/>
+        </w:rPr>
+      </w:pPr>
     </w:p>
     <w:p>
       <w:pPr>
@@ -457,41 +544,39 @@
           <w:sz w:val="28"/>
           <w:szCs w:val="28"/>
         </w:rPr>
-        <w:t>A Medina Maometto ottenne successo e riuscì a unire le tribù arabe. Nel 630 tornò alla Mecca, che divenne il centro dell’Islam. I</w:t>
-      </w:r>
-      <w:r>
-        <w:rPr>
-          <w:rFonts w:ascii="Bookman Old Style" w:hAnsi="Bookman Old Style" w:cs="Times New Roman"/>
-          <w:sz w:val="28"/>
-          <w:szCs w:val="28"/>
-        </w:rPr>
-        <w:t xml:space="preserve">l luogo sacro principale è la </w:t>
-      </w:r>
-      <w:proofErr w:type="spellStart"/>
-      <w:r>
-        <w:rPr>
-          <w:rFonts w:ascii="Bookman Old Style" w:hAnsi="Bookman Old Style" w:cs="Times New Roman"/>
-          <w:sz w:val="28"/>
-          <w:szCs w:val="28"/>
-        </w:rPr>
-        <w:t>Ka’</w:t>
-      </w:r>
-      <w:r>
-        <w:rPr>
-          <w:rFonts w:ascii="Bookman Old Style" w:hAnsi="Bookman Old Style" w:cs="Times New Roman"/>
-          <w:sz w:val="28"/>
-          <w:szCs w:val="28"/>
-        </w:rPr>
-        <w:t>ba</w:t>
-      </w:r>
-      <w:proofErr w:type="spellEnd"/>
-      <w:r>
-        <w:rPr>
-          <w:rFonts w:ascii="Bookman Old Style" w:hAnsi="Bookman Old Style" w:cs="Times New Roman"/>
-          <w:sz w:val="28"/>
-          <w:szCs w:val="28"/>
-        </w:rPr>
-        <w:t>, meta di pellegrinaggio.</w:t>
+        <w:t>L’Islam</w:t>
+      </w:r>
+      <w:r>
+        <w:rPr>
+          <w:rFonts w:ascii="Bookman Old Style" w:hAnsi="Bookman Old Style" w:cs="Times New Roman"/>
+          <w:sz w:val="28"/>
+          <w:szCs w:val="28"/>
+        </w:rPr>
+        <w:t xml:space="preserve"> è una religione monoteista che</w:t>
+      </w:r>
+      <w:r>
+        <w:rPr>
+          <w:rFonts w:ascii="Bookman Old Style" w:hAnsi="Bookman Old Style" w:cs="Times New Roman"/>
+          <w:sz w:val="28"/>
+          <w:szCs w:val="28"/>
+        </w:rPr>
+        <w:t xml:space="preserve"> nasce nel VII secolo</w:t>
+      </w:r>
+      <w:r>
+        <w:rPr>
+          <w:rFonts w:ascii="Bookman Old Style" w:hAnsi="Bookman Old Style" w:cs="Times New Roman"/>
+          <w:sz w:val="28"/>
+          <w:szCs w:val="28"/>
+        </w:rPr>
+        <w:t xml:space="preserve"> D.C. nella penisola araba intorno alla figura del </w:t>
+      </w:r>
+      <w:r>
+        <w:rPr>
+          <w:rFonts w:ascii="Bookman Old Style" w:hAnsi="Bookman Old Style" w:cs="Times New Roman"/>
+          <w:sz w:val="28"/>
+          <w:szCs w:val="28"/>
+        </w:rPr>
+        <w:t>profeta Maometto, considerato dai musulmani un discendente di Abramo.</w:t>
       </w:r>
     </w:p>
     <w:p>
@@ -510,23 +595,7 @@
           <w:sz w:val="28"/>
           <w:szCs w:val="28"/>
         </w:rPr>
-        <w:t xml:space="preserve">Il libro sacro dell’Islam è il Corano, considerato parola di </w:t>
-      </w:r>
-      <w:r>
-        <w:rPr>
-          <w:rFonts w:ascii="Bookman Old Style" w:hAnsi="Bookman Old Style" w:cs="Times New Roman"/>
-          <w:sz w:val="28"/>
-          <w:szCs w:val="28"/>
-        </w:rPr>
-        <w:t xml:space="preserve">Allah </w:t>
-      </w:r>
-      <w:r>
-        <w:rPr>
-          <w:rFonts w:ascii="Bookman Old Style" w:hAnsi="Bookman Old Style" w:cs="Times New Roman"/>
-          <w:sz w:val="28"/>
-          <w:szCs w:val="28"/>
-        </w:rPr>
-        <w:t>rivelata a Maometto. Contiene le regole di vita per i musulmani.</w:t>
+        <w:t>Maometto nacque alla Mecca intorno al 570 d.C. e, dopo un’infanzia difficile, lavorò come mercante. Era un uomo molto riflessivo e si ritirava spesso a pregare. Nel 610 d.C., durante la cosiddetta Notte del destino, Maometto ebbe una visione: l’arcangelo Gabriele gli annunciò che era stato scelto da Allah come profeta.  Da quel momento iniziò a predicare: esiste un solo Dio, gli uomini devono seguire la sua volontà</w:t>
       </w:r>
     </w:p>
     <w:p>
@@ -545,63 +614,7 @@
           <w:sz w:val="28"/>
           <w:szCs w:val="28"/>
         </w:rPr>
-        <w:t xml:space="preserve">I musulmani devono rispettare 5 regole </w:t>
-      </w:r>
-      <w:r>
-        <w:rPr>
-          <w:rFonts w:ascii="Bookman Old Style" w:hAnsi="Bookman Old Style" w:cs="Times New Roman"/>
-          <w:sz w:val="28"/>
-          <w:szCs w:val="28"/>
-        </w:rPr>
-        <w:t>fondamentali: credere</w:t>
-      </w:r>
-      <w:r>
-        <w:rPr>
-          <w:rFonts w:ascii="Bookman Old Style" w:hAnsi="Bookman Old Style" w:cs="Times New Roman"/>
-          <w:sz w:val="28"/>
-          <w:szCs w:val="28"/>
-        </w:rPr>
-        <w:t xml:space="preserve"> in un solo Dio (Allah) e in Maometto profeta; pregare 5 volte al giorno; fare elemosina ai poveri</w:t>
-      </w:r>
-      <w:r>
-        <w:rPr>
-          <w:rFonts w:ascii="Bookman Old Style" w:hAnsi="Bookman Old Style" w:cs="Times New Roman"/>
-          <w:sz w:val="28"/>
-          <w:szCs w:val="28"/>
-        </w:rPr>
-        <w:t>; d</w:t>
-      </w:r>
-      <w:r>
-        <w:rPr>
-          <w:rFonts w:ascii="Bookman Old Style" w:hAnsi="Bookman Old Style" w:cs="Times New Roman"/>
-          <w:sz w:val="28"/>
-          <w:szCs w:val="28"/>
-        </w:rPr>
-        <w:t>igiunare durante il Ramadan</w:t>
-      </w:r>
-      <w:r>
-        <w:rPr>
-          <w:rFonts w:ascii="Bookman Old Style" w:hAnsi="Bookman Old Style" w:cs="Times New Roman"/>
-          <w:sz w:val="28"/>
-          <w:szCs w:val="28"/>
-        </w:rPr>
-        <w:t xml:space="preserve"> e infine a</w:t>
-      </w:r>
-      <w:r>
-        <w:rPr>
-          <w:rFonts w:ascii="Bookman Old Style" w:hAnsi="Bookman Old Style" w:cs="Times New Roman"/>
-          <w:sz w:val="28"/>
-          <w:szCs w:val="28"/>
-        </w:rPr>
-        <w:t>ndare in pellegrinaggio alla Mecca almeno una volta nella vita</w:t>
-      </w:r>
-      <w:r>
-        <w:rPr>
-          <w:rFonts w:ascii="Bookman Old Style" w:hAnsi="Bookman Old Style" w:cs="Times New Roman"/>
-          <w:sz w:val="28"/>
-          <w:szCs w:val="28"/>
-        </w:rPr>
-        <w:t>.</w:t>
+        <w:t>All’inizio la sua predicazione non fu accettata alla Mecca, perché contrastava con le religioni tradizionali, per questo Maometto fu costretto a fuggire nel 622 d.C. a Medina: questo evento si chiama Egira ed è l’inizio del calendario islamico.</w:t>
       </w:r>
     </w:p>
     <w:p>
@@ -620,111 +633,41 @@
           <w:sz w:val="28"/>
           <w:szCs w:val="28"/>
         </w:rPr>
-        <w:t>La moschea è il luogo di preghiera</w:t>
-      </w:r>
-      <w:r>
-        <w:rPr>
-          <w:rFonts w:ascii="Bookman Old Style" w:hAnsi="Bookman Old Style" w:cs="Times New Roman"/>
-          <w:sz w:val="28"/>
-          <w:szCs w:val="28"/>
-        </w:rPr>
-        <w:t>, mentre l’I</w:t>
-      </w:r>
-      <w:r>
-        <w:rPr>
-          <w:rFonts w:ascii="Bookman Old Style" w:hAnsi="Bookman Old Style" w:cs="Times New Roman"/>
-          <w:sz w:val="28"/>
-          <w:szCs w:val="28"/>
-        </w:rPr>
-        <w:t>mam guida la comunità</w:t>
-      </w:r>
-      <w:r>
-        <w:rPr>
-          <w:rFonts w:ascii="Bookman Old Style" w:hAnsi="Bookman Old Style" w:cs="Times New Roman"/>
-          <w:sz w:val="28"/>
-          <w:szCs w:val="28"/>
-        </w:rPr>
-        <w:t xml:space="preserve">. </w:t>
-      </w:r>
-      <w:r>
-        <w:rPr>
-          <w:rFonts w:ascii="Bookman Old Style" w:hAnsi="Bookman Old Style" w:cs="Times New Roman"/>
-          <w:sz w:val="28"/>
-          <w:szCs w:val="28"/>
-        </w:rPr>
-        <w:t>Il venerdì è il giorno sacro</w:t>
-      </w:r>
-      <w:r>
-        <w:rPr>
-          <w:rFonts w:ascii="Bookman Old Style" w:hAnsi="Bookman Old Style" w:cs="Times New Roman"/>
-          <w:sz w:val="28"/>
-          <w:szCs w:val="28"/>
-        </w:rPr>
-        <w:t xml:space="preserve"> e le </w:t>
-      </w:r>
-      <w:r>
-        <w:rPr>
-          <w:rFonts w:ascii="Bookman Old Style" w:hAnsi="Bookman Old Style" w:cs="Times New Roman"/>
-          <w:sz w:val="28"/>
-          <w:szCs w:val="28"/>
-        </w:rPr>
-        <w:t>città sante principali sono:</w:t>
-      </w:r>
-      <w:r>
-        <w:rPr>
-          <w:rFonts w:ascii="Bookman Old Style" w:hAnsi="Bookman Old Style" w:cs="Times New Roman"/>
-          <w:sz w:val="28"/>
-          <w:szCs w:val="28"/>
-        </w:rPr>
-        <w:t xml:space="preserve"> </w:t>
-      </w:r>
-      <w:r>
-        <w:rPr>
-          <w:rFonts w:ascii="Bookman Old Style" w:hAnsi="Bookman Old Style" w:cs="Times New Roman"/>
-          <w:sz w:val="28"/>
-          <w:szCs w:val="28"/>
-        </w:rPr>
-        <w:t>La Mecca</w:t>
-      </w:r>
-      <w:r>
-        <w:rPr>
-          <w:rFonts w:ascii="Bookman Old Style" w:hAnsi="Bookman Old Style" w:cs="Times New Roman"/>
-          <w:sz w:val="28"/>
-          <w:szCs w:val="28"/>
-        </w:rPr>
-        <w:t xml:space="preserve">, </w:t>
-      </w:r>
-      <w:r>
-        <w:rPr>
-          <w:rFonts w:ascii="Bookman Old Style" w:hAnsi="Bookman Old Style" w:cs="Times New Roman"/>
-          <w:sz w:val="28"/>
-          <w:szCs w:val="28"/>
-        </w:rPr>
-        <w:t>Medina</w:t>
-      </w:r>
-      <w:r>
-        <w:rPr>
-          <w:rFonts w:ascii="Bookman Old Style" w:hAnsi="Bookman Old Style" w:cs="Times New Roman"/>
-          <w:sz w:val="28"/>
-          <w:szCs w:val="28"/>
-        </w:rPr>
-        <w:t xml:space="preserve"> e </w:t>
-      </w:r>
-      <w:r>
-        <w:rPr>
-          <w:rFonts w:ascii="Bookman Old Style" w:hAnsi="Bookman Old Style" w:cs="Times New Roman"/>
-          <w:sz w:val="28"/>
-          <w:szCs w:val="28"/>
-        </w:rPr>
-        <w:t>Gerusalemme</w:t>
-      </w:r>
-      <w:r>
-        <w:rPr>
-          <w:rFonts w:ascii="Bookman Old Style" w:hAnsi="Bookman Old Style" w:cs="Times New Roman"/>
-          <w:sz w:val="28"/>
-          <w:szCs w:val="28"/>
-        </w:rPr>
-        <w:t>.</w:t>
+        <w:t>A Medina Maometto ottenne successo e riuscì a unire le tribù arabe. Nel 630 tornò alla Mecca, che divenne il centro dell’Islam. I</w:t>
+      </w:r>
+      <w:r>
+        <w:rPr>
+          <w:rFonts w:ascii="Bookman Old Style" w:hAnsi="Bookman Old Style" w:cs="Times New Roman"/>
+          <w:sz w:val="28"/>
+          <w:szCs w:val="28"/>
+        </w:rPr>
+        <w:t xml:space="preserve">l luogo sacro principale è la </w:t>
+      </w:r>
+      <w:proofErr w:type="spellStart"/>
+      <w:r>
+        <w:rPr>
+          <w:rFonts w:ascii="Bookman Old Style" w:hAnsi="Bookman Old Style" w:cs="Times New Roman"/>
+          <w:sz w:val="28"/>
+          <w:szCs w:val="28"/>
+        </w:rPr>
+        <w:t>Ka’</w:t>
+      </w:r>
+      <w:r>
+        <w:rPr>
+          <w:rFonts w:ascii="Bookman Old Style" w:hAnsi="Bookman Old Style" w:cs="Times New Roman"/>
+          <w:sz w:val="28"/>
+          <w:szCs w:val="28"/>
+        </w:rPr>
+        <w:t>ba</w:t>
+      </w:r>
+      <w:proofErr w:type="spellEnd"/>
+      <w:r>
+        <w:rPr>
+          <w:rFonts w:ascii="Bookman Old Style" w:hAnsi="Bookman Old Style" w:cs="Times New Roman"/>
+          <w:sz w:val="28"/>
+          <w:szCs w:val="28"/>
+        </w:rPr>
+        <w:t>, meta di pellegrinaggio.</w:t>
       </w:r>
     </w:p>
     <w:p>
@@ -743,47 +686,23 @@
           <w:sz w:val="28"/>
           <w:szCs w:val="28"/>
         </w:rPr>
-        <w:t>O</w:t>
-      </w:r>
-      <w:r>
-        <w:rPr>
-          <w:rFonts w:ascii="Bookman Old Style" w:hAnsi="Bookman Old Style" w:cs="Times New Roman"/>
-          <w:sz w:val="28"/>
-          <w:szCs w:val="28"/>
-        </w:rPr>
-        <w:t xml:space="preserve">ggi l’Islam è diffuso in tutto il mondo e si divide in due principali </w:t>
-      </w:r>
-      <w:r>
-        <w:rPr>
-          <w:rFonts w:ascii="Bookman Old Style" w:hAnsi="Bookman Old Style" w:cs="Times New Roman"/>
-          <w:sz w:val="28"/>
-          <w:szCs w:val="28"/>
-        </w:rPr>
-        <w:t>correnti: sunniti</w:t>
-      </w:r>
-      <w:r>
-        <w:rPr>
-          <w:rFonts w:ascii="Bookman Old Style" w:hAnsi="Bookman Old Style" w:cs="Times New Roman"/>
-          <w:sz w:val="28"/>
-          <w:szCs w:val="28"/>
-        </w:rPr>
-        <w:t xml:space="preserve"> e </w:t>
-      </w:r>
-      <w:r>
-        <w:rPr>
-          <w:rFonts w:ascii="Bookman Old Style" w:hAnsi="Bookman Old Style" w:cs="Times New Roman"/>
-          <w:sz w:val="28"/>
-          <w:szCs w:val="28"/>
-        </w:rPr>
-        <w:t>sciiti</w:t>
-      </w:r>
-      <w:r>
-        <w:rPr>
-          <w:rFonts w:ascii="Bookman Old Style" w:hAnsi="Bookman Old Style" w:cs="Times New Roman"/>
-          <w:sz w:val="28"/>
-          <w:szCs w:val="28"/>
-        </w:rPr>
-        <w:t xml:space="preserve">. </w:t>
+        <w:t xml:space="preserve">Il libro sacro dell’Islam è il Corano, considerato parola di </w:t>
+      </w:r>
+      <w:r>
+        <w:rPr>
+          <w:rFonts w:ascii="Bookman Old Style" w:hAnsi="Bookman Old Style" w:cs="Times New Roman"/>
+          <w:sz w:val="28"/>
+          <w:szCs w:val="28"/>
+        </w:rPr>
+        <w:t xml:space="preserve">Allah </w:t>
+      </w:r>
+      <w:r>
+        <w:rPr>
+          <w:rFonts w:ascii="Bookman Old Style" w:hAnsi="Bookman Old Style" w:cs="Times New Roman"/>
+          <w:sz w:val="28"/>
+          <w:szCs w:val="28"/>
+        </w:rPr>
+        <w:t>rivelata a Maometto. Contiene le regole di vita per i musulmani.</w:t>
       </w:r>
     </w:p>
     <w:p>
@@ -799,6 +718,272 @@
       <w:r>
         <w:rPr>
           <w:rFonts w:ascii="Bookman Old Style" w:hAnsi="Bookman Old Style" w:cs="Times New Roman"/>
+          <w:sz w:val="28"/>
+          <w:szCs w:val="28"/>
+        </w:rPr>
+        <w:t xml:space="preserve">I musulmani devono rispettare 5 regole </w:t>
+      </w:r>
+      <w:r>
+        <w:rPr>
+          <w:rFonts w:ascii="Bookman Old Style" w:hAnsi="Bookman Old Style" w:cs="Times New Roman"/>
+          <w:sz w:val="28"/>
+          <w:szCs w:val="28"/>
+        </w:rPr>
+        <w:t>fondamentali: credere</w:t>
+      </w:r>
+      <w:r>
+        <w:rPr>
+          <w:rFonts w:ascii="Bookman Old Style" w:hAnsi="Bookman Old Style" w:cs="Times New Roman"/>
+          <w:sz w:val="28"/>
+          <w:szCs w:val="28"/>
+        </w:rPr>
+        <w:t xml:space="preserve"> in un solo Dio (Allah) e in Maometto profeta; pregare 5 volte al giorno; fare elemosina ai poveri</w:t>
+      </w:r>
+      <w:r>
+        <w:rPr>
+          <w:rFonts w:ascii="Bookman Old Style" w:hAnsi="Bookman Old Style" w:cs="Times New Roman"/>
+          <w:sz w:val="28"/>
+          <w:szCs w:val="28"/>
+        </w:rPr>
+        <w:t>; d</w:t>
+      </w:r>
+      <w:r>
+        <w:rPr>
+          <w:rFonts w:ascii="Bookman Old Style" w:hAnsi="Bookman Old Style" w:cs="Times New Roman"/>
+          <w:sz w:val="28"/>
+          <w:szCs w:val="28"/>
+        </w:rPr>
+        <w:t>igiunare durante il Ramadan</w:t>
+      </w:r>
+      <w:r>
+        <w:rPr>
+          <w:rFonts w:ascii="Bookman Old Style" w:hAnsi="Bookman Old Style" w:cs="Times New Roman"/>
+          <w:sz w:val="28"/>
+          <w:szCs w:val="28"/>
+        </w:rPr>
+        <w:t xml:space="preserve"> </w:t>
+      </w:r>
+      <w:r>
+        <w:rPr>
+          <w:rFonts w:ascii="Bookman Old Style" w:hAnsi="Bookman Old Style" w:cs="Times New Roman"/>
+          <w:sz w:val="28"/>
+          <w:szCs w:val="28"/>
+        </w:rPr>
+        <w:lastRenderedPageBreak/>
+        <w:t>e infine a</w:t>
+      </w:r>
+      <w:r>
+        <w:rPr>
+          <w:rFonts w:ascii="Bookman Old Style" w:hAnsi="Bookman Old Style" w:cs="Times New Roman"/>
+          <w:sz w:val="28"/>
+          <w:szCs w:val="28"/>
+        </w:rPr>
+        <w:t>ndare in pellegrinaggio alla Mecca almeno una volta nella vita</w:t>
+      </w:r>
+      <w:r>
+        <w:rPr>
+          <w:rFonts w:ascii="Bookman Old Style" w:hAnsi="Bookman Old Style" w:cs="Times New Roman"/>
+          <w:sz w:val="28"/>
+          <w:szCs w:val="28"/>
+        </w:rPr>
+        <w:t>.</w:t>
+      </w:r>
+    </w:p>
+    <w:p>
+      <w:pPr>
+        <w:spacing w:after="0" w:line="360" w:lineRule="auto"/>
+        <w:jc w:val="both"/>
+        <w:rPr>
+          <w:rFonts w:ascii="Bookman Old Style" w:hAnsi="Bookman Old Style" w:cs="Times New Roman"/>
+          <w:sz w:val="28"/>
+          <w:szCs w:val="28"/>
+        </w:rPr>
+      </w:pPr>
+      <w:r>
+        <w:rPr>
+          <w:rFonts w:ascii="Bookman Old Style" w:hAnsi="Bookman Old Style" w:cs="Times New Roman"/>
+          <w:sz w:val="28"/>
+          <w:szCs w:val="28"/>
+        </w:rPr>
+        <w:t>La moschea è il luogo di preghiera</w:t>
+      </w:r>
+      <w:r>
+        <w:rPr>
+          <w:rFonts w:ascii="Bookman Old Style" w:hAnsi="Bookman Old Style" w:cs="Times New Roman"/>
+          <w:sz w:val="28"/>
+          <w:szCs w:val="28"/>
+        </w:rPr>
+        <w:t>, mentre l’I</w:t>
+      </w:r>
+      <w:r>
+        <w:rPr>
+          <w:rFonts w:ascii="Bookman Old Style" w:hAnsi="Bookman Old Style" w:cs="Times New Roman"/>
+          <w:sz w:val="28"/>
+          <w:szCs w:val="28"/>
+        </w:rPr>
+        <w:t>mam guida la comunità</w:t>
+      </w:r>
+      <w:r>
+        <w:rPr>
+          <w:rFonts w:ascii="Bookman Old Style" w:hAnsi="Bookman Old Style" w:cs="Times New Roman"/>
+          <w:sz w:val="28"/>
+          <w:szCs w:val="28"/>
+        </w:rPr>
+        <w:t xml:space="preserve">. </w:t>
+      </w:r>
+      <w:r>
+        <w:rPr>
+          <w:rFonts w:ascii="Bookman Old Style" w:hAnsi="Bookman Old Style" w:cs="Times New Roman"/>
+          <w:sz w:val="28"/>
+          <w:szCs w:val="28"/>
+        </w:rPr>
+        <w:t>Il venerdì è il giorno sacro</w:t>
+      </w:r>
+      <w:r>
+        <w:rPr>
+          <w:rFonts w:ascii="Bookman Old Style" w:hAnsi="Bookman Old Style" w:cs="Times New Roman"/>
+          <w:sz w:val="28"/>
+          <w:szCs w:val="28"/>
+        </w:rPr>
+        <w:t xml:space="preserve"> e le </w:t>
+      </w:r>
+      <w:r>
+        <w:rPr>
+          <w:rFonts w:ascii="Bookman Old Style" w:hAnsi="Bookman Old Style" w:cs="Times New Roman"/>
+          <w:sz w:val="28"/>
+          <w:szCs w:val="28"/>
+        </w:rPr>
+        <w:t>città sante principali sono:</w:t>
+      </w:r>
+      <w:r>
+        <w:rPr>
+          <w:rFonts w:ascii="Bookman Old Style" w:hAnsi="Bookman Old Style" w:cs="Times New Roman"/>
+          <w:sz w:val="28"/>
+          <w:szCs w:val="28"/>
+        </w:rPr>
+        <w:t xml:space="preserve"> </w:t>
+      </w:r>
+      <w:r>
+        <w:rPr>
+          <w:rFonts w:ascii="Bookman Old Style" w:hAnsi="Bookman Old Style" w:cs="Times New Roman"/>
+          <w:sz w:val="28"/>
+          <w:szCs w:val="28"/>
+        </w:rPr>
+        <w:t>La Mecca</w:t>
+      </w:r>
+      <w:r>
+        <w:rPr>
+          <w:rFonts w:ascii="Bookman Old Style" w:hAnsi="Bookman Old Style" w:cs="Times New Roman"/>
+          <w:sz w:val="28"/>
+          <w:szCs w:val="28"/>
+        </w:rPr>
+        <w:t xml:space="preserve">, </w:t>
+      </w:r>
+      <w:r>
+        <w:rPr>
+          <w:rFonts w:ascii="Bookman Old Style" w:hAnsi="Bookman Old Style" w:cs="Times New Roman"/>
+          <w:sz w:val="28"/>
+          <w:szCs w:val="28"/>
+        </w:rPr>
+        <w:t>Medina</w:t>
+      </w:r>
+      <w:r>
+        <w:rPr>
+          <w:rFonts w:ascii="Bookman Old Style" w:hAnsi="Bookman Old Style" w:cs="Times New Roman"/>
+          <w:sz w:val="28"/>
+          <w:szCs w:val="28"/>
+        </w:rPr>
+        <w:t xml:space="preserve"> e </w:t>
+      </w:r>
+      <w:r>
+        <w:rPr>
+          <w:rFonts w:ascii="Bookman Old Style" w:hAnsi="Bookman Old Style" w:cs="Times New Roman"/>
+          <w:sz w:val="28"/>
+          <w:szCs w:val="28"/>
+        </w:rPr>
+        <w:t>Gerusalemme</w:t>
+      </w:r>
+      <w:r>
+        <w:rPr>
+          <w:rFonts w:ascii="Bookman Old Style" w:hAnsi="Bookman Old Style" w:cs="Times New Roman"/>
+          <w:sz w:val="28"/>
+          <w:szCs w:val="28"/>
+        </w:rPr>
+        <w:t>.</w:t>
+      </w:r>
+    </w:p>
+    <w:p>
+      <w:pPr>
+        <w:spacing w:after="0" w:line="360" w:lineRule="auto"/>
+        <w:jc w:val="both"/>
+        <w:rPr>
+          <w:rFonts w:ascii="Bookman Old Style" w:hAnsi="Bookman Old Style" w:cs="Times New Roman"/>
+          <w:sz w:val="28"/>
+          <w:szCs w:val="28"/>
+        </w:rPr>
+      </w:pPr>
+      <w:r>
+        <w:rPr>
+          <w:rFonts w:ascii="Bookman Old Style" w:hAnsi="Bookman Old Style" w:cs="Times New Roman"/>
+          <w:sz w:val="28"/>
+          <w:szCs w:val="28"/>
+        </w:rPr>
+        <w:t>O</w:t>
+      </w:r>
+      <w:r>
+        <w:rPr>
+          <w:rFonts w:ascii="Bookman Old Style" w:hAnsi="Bookman Old Style" w:cs="Times New Roman"/>
+          <w:sz w:val="28"/>
+          <w:szCs w:val="28"/>
+        </w:rPr>
+        <w:t xml:space="preserve">ggi l’Islam è diffuso in tutto il mondo e si divide in due principali </w:t>
+      </w:r>
+      <w:r>
+        <w:rPr>
+          <w:rFonts w:ascii="Bookman Old Style" w:hAnsi="Bookman Old Style" w:cs="Times New Roman"/>
+          <w:sz w:val="28"/>
+          <w:szCs w:val="28"/>
+        </w:rPr>
+        <w:t>correnti: sunniti</w:t>
+      </w:r>
+      <w:r>
+        <w:rPr>
+          <w:rFonts w:ascii="Bookman Old Style" w:hAnsi="Bookman Old Style" w:cs="Times New Roman"/>
+          <w:sz w:val="28"/>
+          <w:szCs w:val="28"/>
+        </w:rPr>
+        <w:t xml:space="preserve"> e </w:t>
+      </w:r>
+      <w:r>
+        <w:rPr>
+          <w:rFonts w:ascii="Bookman Old Style" w:hAnsi="Bookman Old Style" w:cs="Times New Roman"/>
+          <w:sz w:val="28"/>
+          <w:szCs w:val="28"/>
+        </w:rPr>
+        <w:t>sciiti</w:t>
+      </w:r>
+      <w:r>
+        <w:rPr>
+          <w:rFonts w:ascii="Bookman Old Style" w:hAnsi="Bookman Old Style" w:cs="Times New Roman"/>
+          <w:sz w:val="28"/>
+          <w:szCs w:val="28"/>
+        </w:rPr>
+        <w:t xml:space="preserve">. </w:t>
+      </w:r>
+    </w:p>
+    <w:p>
+      <w:pPr>
+        <w:spacing w:after="0" w:line="360" w:lineRule="auto"/>
+        <w:jc w:val="both"/>
+        <w:rPr>
+          <w:rFonts w:ascii="Bookman Old Style" w:hAnsi="Bookman Old Style" w:cs="Times New Roman"/>
+          <w:sz w:val="28"/>
+          <w:szCs w:val="28"/>
+        </w:rPr>
+      </w:pPr>
+      <w:r>
+        <w:rPr>
+          <w:rFonts w:ascii="Bookman Old Style" w:hAnsi="Bookman Old Style" w:cs="Times New Roman"/>
           <w:b/>
           <w:sz w:val="28"/>
           <w:szCs w:val="28"/>
@@ -807,8 +992,8 @@
       </w:r>
     </w:p>
     <w:sectPr>
-      <w:headerReference w:type="default" r:id="rId7"/>
-      <w:footerReference w:type="default" r:id="rId8"/>
+      <w:headerReference w:type="default" r:id="rId8"/>
+      <w:footerReference w:type="default" r:id="rId9"/>
       <w:pgSz w:w="11906" w:h="16838"/>
       <w:pgMar w:top="2552" w:right="1134" w:bottom="1134" w:left="1134" w:header="709" w:footer="709" w:gutter="1134"/>
       <w:pgNumType w:start="19"/>
@@ -874,7 +1059,7 @@
           <w:rPr>
             <w:noProof/>
           </w:rPr>
-          <w:t>20</w:t>
+          <w:t>21</w:t>
         </w:r>
         <w:r>
           <w:fldChar w:fldCharType="end"/>
@@ -928,6 +1113,163 @@
     </w:pPr>
   </w:p>
 </w:hdr>
+</file>
+
+<file path=word/numbering.xml><?xml version="1.0" encoding="utf-8"?>
+<w:numbering xmlns:wpc="http://schemas.microsoft.com/office/word/2010/wordprocessingCanvas" xmlns:cx="http://schemas.microsoft.com/office/drawing/2014/chartex" xmlns:mc="http://schemas.openxmlformats.org/markup-compatibility/2006" xmlns:o="urn:schemas-microsoft-com:office:office" xmlns:r="http://schemas.openxmlformats.org/officeDocument/2006/relationships" xmlns:m="http://schemas.openxmlformats.org/officeDocument/2006/math" xmlns:v="urn:schemas-microsoft-com:vml" xmlns:wp14="http://schemas.microsoft.com/office/word/2010/wordprocessingDrawing" xmlns:wp="http://schemas.openxmlformats.org/drawingml/2006/wordprocessingDrawing" xmlns:w10="urn:schemas-microsoft-com:office:word" xmlns:w="http://schemas.openxmlformats.org/wordprocessingml/2006/main" xmlns:w14="http://schemas.microsoft.com/office/word/2010/wordml" xmlns:w15="http://schemas.microsoft.com/office/word/2012/wordml" xmlns:w16se="http://schemas.microsoft.com/office/word/2015/wordml/symex" xmlns:wpg="http://schemas.microsoft.com/office/word/2010/wordprocessingGroup" xmlns:wpi="http://schemas.microsoft.com/office/word/2010/wordprocessingInk" xmlns:wne="http://schemas.microsoft.com/office/word/2006/wordml" xmlns:wps="http://schemas.microsoft.com/office/word/2010/wordprocessingShape" mc:Ignorable="w14 w15 w16se wp14">
+  <w:abstractNum w:abstractNumId="0" w15:restartNumberingAfterBreak="0">
+    <w:nsid w:val="33AA400E"/>
+    <w:multiLevelType w:val="multilevel"/>
+    <w:tmpl w:val="31807146"/>
+    <w:lvl w:ilvl="0">
+      <w:start w:val="1"/>
+      <w:numFmt w:val="bullet"/>
+      <w:lvlText w:val=""/>
+      <w:lvlJc w:val="left"/>
+      <w:pPr>
+        <w:tabs>
+          <w:tab w:val="num" w:pos="720"/>
+        </w:tabs>
+        <w:ind w:left="720" w:hanging="360"/>
+      </w:pPr>
+      <w:rPr>
+        <w:rFonts w:ascii="Symbol" w:hAnsi="Symbol" w:hint="default"/>
+        <w:sz w:val="20"/>
+      </w:rPr>
+    </w:lvl>
+    <w:lvl w:ilvl="1" w:tentative="1">
+      <w:start w:val="1"/>
+      <w:numFmt w:val="bullet"/>
+      <w:lvlText w:val="o"/>
+      <w:lvlJc w:val="left"/>
+      <w:pPr>
+        <w:tabs>
+          <w:tab w:val="num" w:pos="1440"/>
+        </w:tabs>
+        <w:ind w:left="1440" w:hanging="360"/>
+      </w:pPr>
+      <w:rPr>
+        <w:rFonts w:ascii="Courier New" w:hAnsi="Courier New" w:hint="default"/>
+        <w:sz w:val="20"/>
+      </w:rPr>
+    </w:lvl>
+    <w:lvl w:ilvl="2" w:tentative="1">
+      <w:start w:val="1"/>
+      <w:numFmt w:val="bullet"/>
+      <w:lvlText w:val=""/>
+      <w:lvlJc w:val="left"/>
+      <w:pPr>
+        <w:tabs>
+          <w:tab w:val="num" w:pos="2160"/>
+        </w:tabs>
+        <w:ind w:left="2160" w:hanging="360"/>
+      </w:pPr>
+      <w:rPr>
+        <w:rFonts w:ascii="Wingdings" w:hAnsi="Wingdings" w:hint="default"/>
+        <w:sz w:val="20"/>
+      </w:rPr>
+    </w:lvl>
+    <w:lvl w:ilvl="3" w:tentative="1">
+      <w:start w:val="1"/>
+      <w:numFmt w:val="bullet"/>
+      <w:lvlText w:val=""/>
+      <w:lvlJc w:val="left"/>
+      <w:pPr>
+        <w:tabs>
+          <w:tab w:val="num" w:pos="2880"/>
+        </w:tabs>
+        <w:ind w:left="2880" w:hanging="360"/>
+      </w:pPr>
+      <w:rPr>
+        <w:rFonts w:ascii="Wingdings" w:hAnsi="Wingdings" w:hint="default"/>
+        <w:sz w:val="20"/>
+      </w:rPr>
+    </w:lvl>
+    <w:lvl w:ilvl="4" w:tentative="1">
+      <w:start w:val="1"/>
+      <w:numFmt w:val="bullet"/>
+      <w:lvlText w:val=""/>
+      <w:lvlJc w:val="left"/>
+      <w:pPr>
+        <w:tabs>
+          <w:tab w:val="num" w:pos="3600"/>
+        </w:tabs>
+        <w:ind w:left="3600" w:hanging="360"/>
+      </w:pPr>
+      <w:rPr>
+        <w:rFonts w:ascii="Wingdings" w:hAnsi="Wingdings" w:hint="default"/>
+        <w:sz w:val="20"/>
+      </w:rPr>
+    </w:lvl>
+    <w:lvl w:ilvl="5" w:tentative="1">
+      <w:start w:val="1"/>
+      <w:numFmt w:val="bullet"/>
+      <w:lvlText w:val=""/>
+      <w:lvlJc w:val="left"/>
+      <w:pPr>
+        <w:tabs>
+          <w:tab w:val="num" w:pos="4320"/>
+        </w:tabs>
+        <w:ind w:left="4320" w:hanging="360"/>
+      </w:pPr>
+      <w:rPr>
+        <w:rFonts w:ascii="Wingdings" w:hAnsi="Wingdings" w:hint="default"/>
+        <w:sz w:val="20"/>
+      </w:rPr>
+    </w:lvl>
+    <w:lvl w:ilvl="6" w:tentative="1">
+      <w:start w:val="1"/>
+      <w:numFmt w:val="bullet"/>
+      <w:lvlText w:val=""/>
+      <w:lvlJc w:val="left"/>
+      <w:pPr>
+        <w:tabs>
+          <w:tab w:val="num" w:pos="5040"/>
+        </w:tabs>
+        <w:ind w:left="5040" w:hanging="360"/>
+      </w:pPr>
+      <w:rPr>
+        <w:rFonts w:ascii="Wingdings" w:hAnsi="Wingdings" w:hint="default"/>
+        <w:sz w:val="20"/>
+      </w:rPr>
+    </w:lvl>
+    <w:lvl w:ilvl="7" w:tentative="1">
+      <w:start w:val="1"/>
+      <w:numFmt w:val="bullet"/>
+      <w:lvlText w:val=""/>
+      <w:lvlJc w:val="left"/>
+      <w:pPr>
+        <w:tabs>
+          <w:tab w:val="num" w:pos="5760"/>
+        </w:tabs>
+        <w:ind w:left="5760" w:hanging="360"/>
+      </w:pPr>
+      <w:rPr>
+        <w:rFonts w:ascii="Wingdings" w:hAnsi="Wingdings" w:hint="default"/>
+        <w:sz w:val="20"/>
+      </w:rPr>
+    </w:lvl>
+    <w:lvl w:ilvl="8" w:tentative="1">
+      <w:start w:val="1"/>
+      <w:numFmt w:val="bullet"/>
+      <w:lvlText w:val=""/>
+      <w:lvlJc w:val="left"/>
+      <w:pPr>
+        <w:tabs>
+          <w:tab w:val="num" w:pos="6480"/>
+        </w:tabs>
+        <w:ind w:left="6480" w:hanging="360"/>
+      </w:pPr>
+      <w:rPr>
+        <w:rFonts w:ascii="Wingdings" w:hAnsi="Wingdings" w:hint="default"/>
+        <w:sz w:val="20"/>
+      </w:rPr>
+    </w:lvl>
+  </w:abstractNum>
+  <w:num w:numId="1">
+    <w:abstractNumId w:val="0"/>
+  </w:num>
+</w:numbering>
 </file>
 
 <file path=word/styles.xml><?xml version="1.0" encoding="utf-8"?>
@@ -1328,7 +1670,6 @@
   <w:style w:type="character" w:default="1" w:styleId="Carpredefinitoparagrafo">
     <w:name w:val="Default Paragraph Font"/>
     <w:uiPriority w:val="1"/>
-    <w:semiHidden/>
     <w:unhideWhenUsed/>
   </w:style>
   <w:style w:type="table" w:default="1" w:styleId="Tabellanormale">
@@ -1437,6 +1778,17 @@
       <w:rFonts w:ascii="Consolas" w:hAnsi="Consolas"/>
       <w:sz w:val="20"/>
       <w:szCs w:val="20"/>
+    </w:rPr>
+  </w:style>
+  <w:style w:type="character" w:styleId="Collegamentoipertestuale">
+    <w:name w:val="Hyperlink"/>
+    <w:basedOn w:val="Carpredefinitoparagrafo"/>
+    <w:uiPriority w:val="99"/>
+    <w:unhideWhenUsed/>
+    <w:rsid w:val="00C12E1D"/>
+    <w:rPr>
+      <w:color w:val="0563C1" w:themeColor="hyperlink"/>
+      <w:u w:val="single"/>
     </w:rPr>
   </w:style>
 </w:styles>
@@ -1708,7 +2060,7 @@
 </file>
 
 <file path=customXml/itemProps1.xml><?xml version="1.0" encoding="utf-8"?>
-<ds:datastoreItem xmlns:ds="http://schemas.openxmlformats.org/officeDocument/2006/customXml" ds:itemID="{58E85703-18AA-472F-A94D-AB9938D2B1DD}">
+<ds:datastoreItem xmlns:ds="http://schemas.openxmlformats.org/officeDocument/2006/customXml" ds:itemID="{870D36D7-7DC7-4A4D-A86F-D93B2F7DDB46}">
   <ds:schemaRefs>
     <ds:schemaRef ds:uri="http://schemas.openxmlformats.org/officeDocument/2006/bibliography"/>
   </ds:schemaRefs>
